--- a/Knowledge/3-Work knowledge/1-Software Engineering/1-Software Engineering Fundamentals/5-My Source/4-Networks Devices/6-Types of Firewall/3-Software Firewall.docx
+++ b/Knowledge/3-Work knowledge/1-Software Engineering/1-Software Engineering Fundamentals/5-My Source/4-Networks Devices/6-Types of Firewall/3-Software Firewall.docx
@@ -4,72 +4,39 @@
   <w:body>
     <w:p>
       <w:pPr>
-        <w:keepNext/>
-        <w:keepLines/>
-        <w:spacing w:before="360" w:after="80" w:line="276" w:lineRule="auto"/>
-        <w:outlineLvl w:val="0"/>
-        <w:rPr>
-          <w:rFonts w:asciiTheme="majorHAnsi" w:eastAsiaTheme="majorEastAsia" w:hAnsiTheme="majorHAnsi" w:cstheme="majorBidi"/>
-          <w:color w:val="2F5496" w:themeColor="accent1" w:themeShade="BF"/>
-          <w:kern w:val="0"/>
-          <w:sz w:val="40"/>
-          <w:szCs w:val="40"/>
-          <w:lang w:val="en"/>
-          <w14:ligatures w14:val="none"/>
+        <w:pStyle w:val="Heading1"/>
+        <w:rPr>
+          <w:lang w:val="en"/>
         </w:rPr>
       </w:pPr>
       <w:bookmarkStart w:id="0" w:name="_w2iex4a2bfna" w:colFirst="0" w:colLast="0"/>
       <w:bookmarkEnd w:id="0"/>
       <w:r>
         <w:rPr>
-          <w:rFonts w:asciiTheme="majorHAnsi" w:eastAsiaTheme="majorEastAsia" w:hAnsiTheme="majorHAnsi" w:cstheme="majorBidi"/>
-          <w:color w:val="2F5496" w:themeColor="accent1" w:themeShade="BF"/>
-          <w:kern w:val="0"/>
-          <w:sz w:val="40"/>
-          <w:szCs w:val="40"/>
-          <w:lang w:val="en"/>
-          <w14:ligatures w14:val="none"/>
+          <w:lang w:val="en"/>
         </w:rPr>
         <w:t>Software Firewall</w:t>
       </w:r>
     </w:p>
     <w:p>
       <w:pPr>
-        <w:spacing w:before="280" w:after="80" w:line="276" w:lineRule="auto"/>
-        <w:outlineLvl w:val="1"/>
-        <w:rPr>
-          <w:rFonts w:asciiTheme="majorHAnsi" w:eastAsiaTheme="majorEastAsia" w:hAnsiTheme="majorHAnsi" w:cstheme="majorBidi"/>
-          <w:color w:val="2F5496" w:themeColor="accent1" w:themeShade="BF"/>
-          <w:kern w:val="0"/>
-          <w:sz w:val="32"/>
-          <w:szCs w:val="32"/>
-          <w:lang w:val="en"/>
-          <w14:ligatures w14:val="none"/>
+        <w:pStyle w:val="Heading2"/>
+        <w:rPr>
+          <w:lang w:val="en"/>
         </w:rPr>
       </w:pPr>
       <w:bookmarkStart w:id="1" w:name="_zi8lrvl9jp70" w:colFirst="0" w:colLast="0"/>
       <w:bookmarkEnd w:id="1"/>
       <w:r>
         <w:rPr>
-          <w:rFonts w:ascii="Segoe UI Emoji" w:eastAsiaTheme="majorEastAsia" w:hAnsi="Segoe UI Emoji" w:cs="Segoe UI Emoji"/>
-          <w:color w:val="2F5496" w:themeColor="accent1" w:themeShade="BF"/>
-          <w:kern w:val="0"/>
-          <w:sz w:val="32"/>
-          <w:szCs w:val="32"/>
-          <w:lang w:val="en"/>
-          <w14:ligatures w14:val="none"/>
+          <w:rFonts w:ascii="Segoe UI Emoji" w:hAnsi="Segoe UI Emoji" w:cs="Segoe UI Emoji"/>
+          <w:lang w:val="en"/>
         </w:rPr>
         <w:t>🧰</w:t>
       </w:r>
       <w:r>
         <w:rPr>
-          <w:rFonts w:asciiTheme="majorHAnsi" w:eastAsiaTheme="majorEastAsia" w:hAnsiTheme="majorHAnsi" w:cstheme="majorBidi"/>
-          <w:color w:val="2F5496" w:themeColor="accent1" w:themeShade="BF"/>
-          <w:kern w:val="0"/>
-          <w:sz w:val="32"/>
-          <w:szCs w:val="32"/>
-          <w:lang w:val="en"/>
-          <w14:ligatures w14:val="none"/>
+          <w:lang w:val="en"/>
         </w:rPr>
         <w:t xml:space="preserve"> What is a Software Firewall?</w:t>
       </w:r>
@@ -111,6 +78,7 @@
         </w:rPr>
         <w:t xml:space="preserve">: </w:t>
       </w:r>
+      <w:proofErr w:type="spellStart"/>
       <w:r>
         <w:rPr>
           <w:rFonts w:ascii="Arial" w:eastAsia="Arial" w:hAnsi="Arial" w:cs="Arial"/>
@@ -122,7 +90,21 @@
           <w:lang w:val="en"/>
           <w14:ligatures w14:val="none"/>
         </w:rPr>
-        <w:t>Chatgpt (GPT</w:t>
+        <w:t>Chatgpt</w:t>
+      </w:r>
+      <w:proofErr w:type="spellEnd"/>
+      <w:r>
+        <w:rPr>
+          <w:rFonts w:ascii="Arial" w:eastAsia="Arial" w:hAnsi="Arial" w:cs="Arial"/>
+          <w:b/>
+          <w:kern w:val="0"/>
+          <w:sz w:val="22"/>
+          <w:szCs w:val="22"/>
+          <w:highlight w:val="darkGray"/>
+          <w:lang w:val="en"/>
+          <w14:ligatures w14:val="none"/>
+        </w:rPr>
+        <w:t xml:space="preserve"> (GPT</w:t>
       </w:r>
       <w:r>
         <w:rPr>
@@ -367,41 +349,23 @@
     </w:p>
     <w:p>
       <w:pPr>
-        <w:spacing w:before="280" w:after="80" w:line="276" w:lineRule="auto"/>
-        <w:outlineLvl w:val="1"/>
-        <w:rPr>
-          <w:rFonts w:asciiTheme="majorHAnsi" w:eastAsiaTheme="majorEastAsia" w:hAnsiTheme="majorHAnsi" w:cstheme="majorBidi"/>
-          <w:color w:val="2F5496" w:themeColor="accent1" w:themeShade="BF"/>
-          <w:kern w:val="0"/>
-          <w:sz w:val="32"/>
-          <w:szCs w:val="32"/>
-          <w:lang w:val="en"/>
-          <w14:ligatures w14:val="none"/>
+        <w:pStyle w:val="Heading2"/>
+        <w:rPr>
+          <w:lang w:val="en"/>
         </w:rPr>
       </w:pPr>
       <w:bookmarkStart w:id="2" w:name="_o5z72b46jp19" w:colFirst="0" w:colLast="0"/>
       <w:bookmarkEnd w:id="2"/>
       <w:r>
         <w:rPr>
-          <w:rFonts w:ascii="Segoe UI Emoji" w:eastAsiaTheme="majorEastAsia" w:hAnsi="Segoe UI Emoji" w:cs="Segoe UI Emoji"/>
-          <w:color w:val="2F5496" w:themeColor="accent1" w:themeShade="BF"/>
-          <w:kern w:val="0"/>
-          <w:sz w:val="32"/>
-          <w:szCs w:val="32"/>
-          <w:lang w:val="en"/>
-          <w14:ligatures w14:val="none"/>
+          <w:rFonts w:ascii="Segoe UI Emoji" w:hAnsi="Segoe UI Emoji" w:cs="Segoe UI Emoji"/>
+          <w:lang w:val="en"/>
         </w:rPr>
         <w:t>🧠</w:t>
       </w:r>
       <w:r>
         <w:rPr>
-          <w:rFonts w:asciiTheme="majorHAnsi" w:eastAsiaTheme="majorEastAsia" w:hAnsiTheme="majorHAnsi" w:cstheme="majorBidi"/>
-          <w:color w:val="2F5496" w:themeColor="accent1" w:themeShade="BF"/>
-          <w:kern w:val="0"/>
-          <w:sz w:val="32"/>
-          <w:szCs w:val="32"/>
-          <w:lang w:val="en"/>
-          <w14:ligatures w14:val="none"/>
+          <w:lang w:val="en"/>
         </w:rPr>
         <w:t xml:space="preserve"> What It Does</w:t>
       </w:r>
@@ -446,6 +410,7 @@
         </w:rPr>
         <w:t xml:space="preserve">: </w:t>
       </w:r>
+      <w:proofErr w:type="spellStart"/>
       <w:r>
         <w:rPr>
           <w:rFonts w:ascii="Arial" w:eastAsia="Arial" w:hAnsi="Arial" w:cs="Arial"/>
@@ -457,7 +422,21 @@
           <w:lang w:val="en"/>
           <w14:ligatures w14:val="none"/>
         </w:rPr>
-        <w:t>Chatgpt (GPT</w:t>
+        <w:t>Chatgpt</w:t>
+      </w:r>
+      <w:proofErr w:type="spellEnd"/>
+      <w:r>
+        <w:rPr>
+          <w:rFonts w:ascii="Arial" w:eastAsia="Arial" w:hAnsi="Arial" w:cs="Arial"/>
+          <w:b/>
+          <w:kern w:val="0"/>
+          <w:sz w:val="22"/>
+          <w:szCs w:val="22"/>
+          <w:highlight w:val="darkGray"/>
+          <w:lang w:val="en"/>
+          <w14:ligatures w14:val="none"/>
+        </w:rPr>
+        <w:t xml:space="preserve"> (GPT</w:t>
       </w:r>
       <w:r>
         <w:rPr>
@@ -970,6 +949,7 @@
                 <w:lang w:val="en"/>
                 <w14:ligatures w14:val="none"/>
               </w:rPr>
+              <w:lastRenderedPageBreak/>
               <w:t>Custom Rules</w:t>
             </w:r>
           </w:p>
@@ -1002,6 +982,8 @@
                 <w14:ligatures w14:val="none"/>
               </w:rPr>
             </w:pPr>
+            <w:proofErr w:type="spellStart"/>
+            <w:proofErr w:type="gramStart"/>
             <w:r>
               <w:rPr>
                 <w:rFonts w:ascii="Roboto Mono" w:eastAsia="Roboto Mono" w:hAnsi="Roboto Mono" w:cs="Arial"/>
@@ -1010,7 +992,19 @@
                 <w:lang w:val="en"/>
                 <w14:ligatures w14:val="none"/>
               </w:rPr>
-              <w:t>Lets users create rules for ports, IPs, and applications</w:t>
+              <w:t>Lets</w:t>
+            </w:r>
+            <w:proofErr w:type="spellEnd"/>
+            <w:proofErr w:type="gramEnd"/>
+            <w:r>
+              <w:rPr>
+                <w:rFonts w:ascii="Roboto Mono" w:eastAsia="Roboto Mono" w:hAnsi="Roboto Mono" w:cs="Arial"/>
+                <w:kern w:val="0"/>
+                <w:szCs w:val="22"/>
+                <w:lang w:val="en"/>
+                <w14:ligatures w14:val="none"/>
+              </w:rPr>
+              <w:t xml:space="preserve"> users create rules for ports, IPs, and applications</w:t>
             </w:r>
           </w:p>
         </w:tc>
@@ -1043,41 +1037,23 @@
     </w:p>
     <w:p>
       <w:pPr>
-        <w:spacing w:before="280" w:after="80" w:line="276" w:lineRule="auto"/>
-        <w:outlineLvl w:val="1"/>
-        <w:rPr>
-          <w:rFonts w:asciiTheme="majorHAnsi" w:eastAsiaTheme="majorEastAsia" w:hAnsiTheme="majorHAnsi" w:cstheme="majorBidi"/>
-          <w:color w:val="2F5496" w:themeColor="accent1" w:themeShade="BF"/>
-          <w:kern w:val="0"/>
-          <w:sz w:val="32"/>
-          <w:szCs w:val="32"/>
-          <w:lang w:val="en"/>
-          <w14:ligatures w14:val="none"/>
+        <w:pStyle w:val="Heading2"/>
+        <w:rPr>
+          <w:lang w:val="en"/>
         </w:rPr>
       </w:pPr>
       <w:bookmarkStart w:id="3" w:name="_75wedkjznje5" w:colFirst="0" w:colLast="0"/>
       <w:bookmarkEnd w:id="3"/>
       <w:r>
         <w:rPr>
-          <w:rFonts w:ascii="Segoe UI Emoji" w:eastAsiaTheme="majorEastAsia" w:hAnsi="Segoe UI Emoji" w:cs="Segoe UI Emoji"/>
-          <w:color w:val="2F5496" w:themeColor="accent1" w:themeShade="BF"/>
-          <w:kern w:val="0"/>
-          <w:sz w:val="32"/>
-          <w:szCs w:val="32"/>
-          <w:lang w:val="en"/>
-          <w14:ligatures w14:val="none"/>
+          <w:rFonts w:ascii="Segoe UI Emoji" w:hAnsi="Segoe UI Emoji" w:cs="Segoe UI Emoji"/>
+          <w:lang w:val="en"/>
         </w:rPr>
         <w:t>🖥️</w:t>
       </w:r>
       <w:r>
         <w:rPr>
-          <w:rFonts w:asciiTheme="majorHAnsi" w:eastAsiaTheme="majorEastAsia" w:hAnsiTheme="majorHAnsi" w:cstheme="majorBidi"/>
-          <w:color w:val="2F5496" w:themeColor="accent1" w:themeShade="BF"/>
-          <w:kern w:val="0"/>
-          <w:sz w:val="32"/>
-          <w:szCs w:val="32"/>
-          <w:lang w:val="en"/>
-          <w14:ligatures w14:val="none"/>
+          <w:lang w:val="en"/>
         </w:rPr>
         <w:t xml:space="preserve"> Where It’s Used</w:t>
       </w:r>
@@ -1119,6 +1095,7 @@
         </w:rPr>
         <w:t xml:space="preserve">: </w:t>
       </w:r>
+      <w:proofErr w:type="spellStart"/>
       <w:r>
         <w:rPr>
           <w:rFonts w:ascii="Arial" w:eastAsia="Arial" w:hAnsi="Arial" w:cs="Arial"/>
@@ -1130,7 +1107,21 @@
           <w:lang w:val="en"/>
           <w14:ligatures w14:val="none"/>
         </w:rPr>
-        <w:t>Chatgpt (GPT</w:t>
+        <w:t>Chatgpt</w:t>
+      </w:r>
+      <w:proofErr w:type="spellEnd"/>
+      <w:r>
+        <w:rPr>
+          <w:rFonts w:ascii="Arial" w:eastAsia="Arial" w:hAnsi="Arial" w:cs="Arial"/>
+          <w:b/>
+          <w:kern w:val="0"/>
+          <w:sz w:val="22"/>
+          <w:szCs w:val="22"/>
+          <w:highlight w:val="darkGray"/>
+          <w:lang w:val="en"/>
+          <w14:ligatures w14:val="none"/>
+        </w:rPr>
+        <w:t xml:space="preserve"> (GPT</w:t>
       </w:r>
       <w:r>
         <w:rPr>
@@ -1374,41 +1365,23 @@
     </w:p>
     <w:p>
       <w:pPr>
-        <w:spacing w:before="280" w:after="80" w:line="276" w:lineRule="auto"/>
-        <w:outlineLvl w:val="1"/>
-        <w:rPr>
-          <w:rFonts w:asciiTheme="majorHAnsi" w:eastAsiaTheme="majorEastAsia" w:hAnsiTheme="majorHAnsi" w:cstheme="majorBidi"/>
-          <w:color w:val="2F5496" w:themeColor="accent1" w:themeShade="BF"/>
-          <w:kern w:val="0"/>
-          <w:sz w:val="32"/>
-          <w:szCs w:val="32"/>
-          <w:lang w:val="en"/>
-          <w14:ligatures w14:val="none"/>
+        <w:pStyle w:val="Heading2"/>
+        <w:rPr>
+          <w:lang w:val="en"/>
         </w:rPr>
       </w:pPr>
       <w:bookmarkStart w:id="4" w:name="_m8oc4me8i4t3" w:colFirst="0" w:colLast="0"/>
       <w:bookmarkEnd w:id="4"/>
       <w:r>
         <w:rPr>
-          <w:rFonts w:ascii="Segoe UI Emoji" w:eastAsiaTheme="majorEastAsia" w:hAnsi="Segoe UI Emoji" w:cs="Segoe UI Emoji"/>
-          <w:color w:val="2F5496" w:themeColor="accent1" w:themeShade="BF"/>
-          <w:kern w:val="0"/>
-          <w:sz w:val="32"/>
-          <w:szCs w:val="32"/>
-          <w:lang w:val="en"/>
-          <w14:ligatures w14:val="none"/>
+          <w:rFonts w:ascii="Segoe UI Emoji" w:hAnsi="Segoe UI Emoji" w:cs="Segoe UI Emoji"/>
+          <w:lang w:val="en"/>
         </w:rPr>
         <w:t>🆚</w:t>
       </w:r>
       <w:r>
         <w:rPr>
-          <w:rFonts w:asciiTheme="majorHAnsi" w:eastAsiaTheme="majorEastAsia" w:hAnsiTheme="majorHAnsi" w:cstheme="majorBidi"/>
-          <w:color w:val="2F5496" w:themeColor="accent1" w:themeShade="BF"/>
-          <w:kern w:val="0"/>
-          <w:sz w:val="32"/>
-          <w:szCs w:val="32"/>
-          <w:lang w:val="en"/>
-          <w14:ligatures w14:val="none"/>
+          <w:lang w:val="en"/>
         </w:rPr>
         <w:t xml:space="preserve"> Software vs Hardware Firewall</w:t>
       </w:r>
@@ -1453,6 +1426,7 @@
         </w:rPr>
         <w:t xml:space="preserve">: </w:t>
       </w:r>
+      <w:proofErr w:type="spellStart"/>
       <w:r>
         <w:rPr>
           <w:rFonts w:ascii="Arial" w:eastAsia="Arial" w:hAnsi="Arial" w:cs="Arial"/>
@@ -1464,7 +1438,21 @@
           <w:lang w:val="en"/>
           <w14:ligatures w14:val="none"/>
         </w:rPr>
-        <w:t>Chatgpt (GPT</w:t>
+        <w:t>Chatgpt</w:t>
+      </w:r>
+      <w:proofErr w:type="spellEnd"/>
+      <w:r>
+        <w:rPr>
+          <w:rFonts w:ascii="Arial" w:eastAsia="Arial" w:hAnsi="Arial" w:cs="Arial"/>
+          <w:b/>
+          <w:kern w:val="0"/>
+          <w:sz w:val="22"/>
+          <w:szCs w:val="22"/>
+          <w:highlight w:val="darkGray"/>
+          <w:lang w:val="en"/>
+          <w14:ligatures w14:val="none"/>
+        </w:rPr>
+        <w:t xml:space="preserve"> (GPT</w:t>
       </w:r>
       <w:r>
         <w:rPr>
@@ -2014,6 +2002,7 @@
                 <w:lang w:val="en"/>
                 <w14:ligatures w14:val="none"/>
               </w:rPr>
+              <w:lastRenderedPageBreak/>
               <w:t>Cost</w:t>
             </w:r>
           </w:p>
@@ -2381,41 +2370,23 @@
     </w:p>
     <w:p>
       <w:pPr>
-        <w:spacing w:before="280" w:after="80" w:line="276" w:lineRule="auto"/>
-        <w:outlineLvl w:val="1"/>
-        <w:rPr>
-          <w:rFonts w:asciiTheme="majorHAnsi" w:eastAsiaTheme="majorEastAsia" w:hAnsiTheme="majorHAnsi" w:cstheme="majorBidi"/>
-          <w:color w:val="2F5496" w:themeColor="accent1" w:themeShade="BF"/>
-          <w:kern w:val="0"/>
-          <w:sz w:val="32"/>
-          <w:szCs w:val="32"/>
-          <w:lang w:val="en"/>
-          <w14:ligatures w14:val="none"/>
+        <w:pStyle w:val="Heading2"/>
+        <w:rPr>
+          <w:lang w:val="en"/>
         </w:rPr>
       </w:pPr>
       <w:bookmarkStart w:id="5" w:name="_jj9ukht9vw4z" w:colFirst="0" w:colLast="0"/>
       <w:bookmarkEnd w:id="5"/>
       <w:r>
         <w:rPr>
-          <w:rFonts w:ascii="Segoe UI Emoji" w:eastAsiaTheme="majorEastAsia" w:hAnsi="Segoe UI Emoji" w:cs="Segoe UI Emoji"/>
-          <w:color w:val="2F5496" w:themeColor="accent1" w:themeShade="BF"/>
-          <w:kern w:val="0"/>
-          <w:sz w:val="32"/>
-          <w:szCs w:val="32"/>
-          <w:lang w:val="en"/>
-          <w14:ligatures w14:val="none"/>
+          <w:rFonts w:ascii="Segoe UI Emoji" w:hAnsi="Segoe UI Emoji" w:cs="Segoe UI Emoji"/>
+          <w:lang w:val="en"/>
         </w:rPr>
         <w:t>🔧</w:t>
       </w:r>
       <w:r>
         <w:rPr>
-          <w:rFonts w:asciiTheme="majorHAnsi" w:eastAsiaTheme="majorEastAsia" w:hAnsiTheme="majorHAnsi" w:cstheme="majorBidi"/>
-          <w:color w:val="2F5496" w:themeColor="accent1" w:themeShade="BF"/>
-          <w:kern w:val="0"/>
-          <w:sz w:val="32"/>
-          <w:szCs w:val="32"/>
-          <w:lang w:val="en"/>
-          <w14:ligatures w14:val="none"/>
+          <w:lang w:val="en"/>
         </w:rPr>
         <w:t xml:space="preserve"> Examples of Software Firewalls</w:t>
       </w:r>
@@ -2460,6 +2431,7 @@
         </w:rPr>
         <w:t xml:space="preserve">: </w:t>
       </w:r>
+      <w:proofErr w:type="spellStart"/>
       <w:r>
         <w:rPr>
           <w:rFonts w:ascii="Arial" w:eastAsia="Arial" w:hAnsi="Arial" w:cs="Arial"/>
@@ -2471,7 +2443,21 @@
           <w:lang w:val="en"/>
           <w14:ligatures w14:val="none"/>
         </w:rPr>
-        <w:t>Chatgpt (GPT</w:t>
+        <w:t>Chatgpt</w:t>
+      </w:r>
+      <w:proofErr w:type="spellEnd"/>
+      <w:r>
+        <w:rPr>
+          <w:rFonts w:ascii="Arial" w:eastAsia="Arial" w:hAnsi="Arial" w:cs="Arial"/>
+          <w:b/>
+          <w:kern w:val="0"/>
+          <w:sz w:val="22"/>
+          <w:szCs w:val="22"/>
+          <w:highlight w:val="darkGray"/>
+          <w:lang w:val="en"/>
+          <w14:ligatures w14:val="none"/>
+        </w:rPr>
+        <w:t xml:space="preserve"> (GPT</w:t>
       </w:r>
       <w:r>
         <w:rPr>
@@ -2950,6 +2936,7 @@
               </w:rPr>
               <w:t xml:space="preserve">, </w:t>
             </w:r>
+            <w:proofErr w:type="spellStart"/>
             <w:r>
               <w:rPr>
                 <w:rFonts w:ascii="Roboto Mono" w:eastAsia="Roboto Mono" w:hAnsi="Roboto Mono" w:cs="Roboto Mono"/>
@@ -2961,6 +2948,7 @@
               </w:rPr>
               <w:t>ufw</w:t>
             </w:r>
+            <w:proofErr w:type="spellEnd"/>
             <w:r>
               <w:rPr>
                 <w:rFonts w:ascii="Roboto Mono" w:eastAsia="Roboto Mono" w:hAnsi="Roboto Mono" w:cs="Arial"/>
@@ -2971,6 +2959,7 @@
               </w:rPr>
               <w:t xml:space="preserve">, </w:t>
             </w:r>
+            <w:proofErr w:type="spellStart"/>
             <w:r>
               <w:rPr>
                 <w:rFonts w:ascii="Roboto Mono" w:eastAsia="Roboto Mono" w:hAnsi="Roboto Mono" w:cs="Roboto Mono"/>
@@ -2982,6 +2971,7 @@
               </w:rPr>
               <w:t>firewalld</w:t>
             </w:r>
+            <w:proofErr w:type="spellEnd"/>
           </w:p>
         </w:tc>
       </w:tr>
@@ -3059,6 +3049,7 @@
                 <w14:ligatures w14:val="none"/>
               </w:rPr>
             </w:pPr>
+            <w:proofErr w:type="spellStart"/>
             <w:r>
               <w:rPr>
                 <w:rFonts w:ascii="Roboto Mono" w:eastAsia="Roboto Mono" w:hAnsi="Roboto Mono" w:cs="Arial"/>
@@ -3067,7 +3058,18 @@
                 <w:lang w:val="en"/>
                 <w14:ligatures w14:val="none"/>
               </w:rPr>
-              <w:t>ZoneAlarm, Comodo, Bitdefender, Norton</w:t>
+              <w:t>ZoneAlarm</w:t>
+            </w:r>
+            <w:proofErr w:type="spellEnd"/>
+            <w:r>
+              <w:rPr>
+                <w:rFonts w:ascii="Roboto Mono" w:eastAsia="Roboto Mono" w:hAnsi="Roboto Mono" w:cs="Arial"/>
+                <w:kern w:val="0"/>
+                <w:szCs w:val="22"/>
+                <w:lang w:val="en"/>
+                <w14:ligatures w14:val="none"/>
+              </w:rPr>
+              <w:t>, Comodo, Bitdefender, Norton</w:t>
             </w:r>
           </w:p>
         </w:tc>
@@ -3100,16 +3102,9 @@
     </w:p>
     <w:p>
       <w:pPr>
-        <w:spacing w:before="280" w:after="80" w:line="276" w:lineRule="auto"/>
-        <w:outlineLvl w:val="1"/>
-        <w:rPr>
-          <w:rFonts w:asciiTheme="majorHAnsi" w:eastAsiaTheme="majorEastAsia" w:hAnsiTheme="majorHAnsi" w:cstheme="majorBidi"/>
-          <w:color w:val="2F5496" w:themeColor="accent1" w:themeShade="BF"/>
-          <w:kern w:val="0"/>
-          <w:sz w:val="32"/>
-          <w:szCs w:val="32"/>
-          <w:lang w:val="en"/>
-          <w14:ligatures w14:val="none"/>
+        <w:pStyle w:val="Heading2"/>
+        <w:rPr>
+          <w:lang w:val="en"/>
         </w:rPr>
       </w:pPr>
       <w:bookmarkStart w:id="6" w:name="_awzm1mjcsa5c" w:colFirst="0" w:colLast="0"/>
@@ -3117,24 +3112,14 @@
       <w:r>
         <w:rPr>
           <w:rFonts w:ascii="Segoe UI Emoji" w:eastAsia="Arial Unicode MS" w:hAnsi="Segoe UI Emoji" w:cs="Segoe UI Emoji"/>
-          <w:color w:val="2F5496" w:themeColor="accent1" w:themeShade="BF"/>
-          <w:kern w:val="0"/>
-          <w:sz w:val="32"/>
-          <w:szCs w:val="32"/>
-          <w:lang w:val="en"/>
-          <w14:ligatures w14:val="none"/>
+          <w:lang w:val="en"/>
         </w:rPr>
         <w:t>✅</w:t>
       </w:r>
       <w:r>
         <w:rPr>
-          <w:rFonts w:ascii="Arial Unicode MS" w:eastAsia="Arial Unicode MS" w:hAnsi="Arial Unicode MS" w:cs="Arial Unicode MS"/>
-          <w:color w:val="2F5496" w:themeColor="accent1" w:themeShade="BF"/>
-          <w:kern w:val="0"/>
-          <w:sz w:val="32"/>
-          <w:szCs w:val="32"/>
-          <w:lang w:val="en"/>
-          <w14:ligatures w14:val="none"/>
+          <w:rFonts w:eastAsia="Arial Unicode MS"/>
+          <w:lang w:val="en"/>
         </w:rPr>
         <w:t xml:space="preserve"> Pros</w:t>
       </w:r>
@@ -3176,6 +3161,7 @@
         </w:rPr>
         <w:t xml:space="preserve">: </w:t>
       </w:r>
+      <w:proofErr w:type="spellStart"/>
       <w:r>
         <w:rPr>
           <w:rFonts w:ascii="Arial" w:eastAsia="Arial" w:hAnsi="Arial" w:cs="Arial"/>
@@ -3187,7 +3173,21 @@
           <w:lang w:val="en"/>
           <w14:ligatures w14:val="none"/>
         </w:rPr>
-        <w:t>Chatgpt (GPT</w:t>
+        <w:t>Chatgpt</w:t>
+      </w:r>
+      <w:proofErr w:type="spellEnd"/>
+      <w:r>
+        <w:rPr>
+          <w:rFonts w:ascii="Arial" w:eastAsia="Arial" w:hAnsi="Arial" w:cs="Arial"/>
+          <w:b/>
+          <w:kern w:val="0"/>
+          <w:sz w:val="22"/>
+          <w:szCs w:val="22"/>
+          <w:highlight w:val="darkGray"/>
+          <w:lang w:val="en"/>
+          <w14:ligatures w14:val="none"/>
+        </w:rPr>
+        <w:t xml:space="preserve"> (GPT</w:t>
       </w:r>
       <w:r>
         <w:rPr>
@@ -3240,6 +3240,7 @@
           <w:lang w:val="en"/>
           <w14:ligatures w14:val="none"/>
         </w:rPr>
+        <w:lastRenderedPageBreak/>
         <w:t>✅</w:t>
       </w:r>
       <w:r>
@@ -3478,16 +3479,9 @@
     </w:p>
     <w:p>
       <w:pPr>
-        <w:spacing w:before="280" w:after="80" w:line="276" w:lineRule="auto"/>
-        <w:outlineLvl w:val="1"/>
-        <w:rPr>
-          <w:rFonts w:asciiTheme="majorHAnsi" w:eastAsiaTheme="majorEastAsia" w:hAnsiTheme="majorHAnsi" w:cstheme="majorBidi"/>
-          <w:color w:val="2F5496" w:themeColor="accent1" w:themeShade="BF"/>
-          <w:kern w:val="0"/>
-          <w:sz w:val="32"/>
-          <w:szCs w:val="32"/>
-          <w:lang w:val="en"/>
-          <w14:ligatures w14:val="none"/>
+        <w:pStyle w:val="Heading2"/>
+        <w:rPr>
+          <w:lang w:val="en"/>
         </w:rPr>
       </w:pPr>
       <w:bookmarkStart w:id="7" w:name="_kbv08wmuw178" w:colFirst="0" w:colLast="0"/>
@@ -3495,24 +3489,14 @@
       <w:r>
         <w:rPr>
           <w:rFonts w:ascii="Segoe UI Emoji" w:eastAsia="Arial Unicode MS" w:hAnsi="Segoe UI Emoji" w:cs="Segoe UI Emoji"/>
-          <w:color w:val="2F5496" w:themeColor="accent1" w:themeShade="BF"/>
-          <w:kern w:val="0"/>
-          <w:sz w:val="32"/>
-          <w:szCs w:val="32"/>
-          <w:lang w:val="en"/>
-          <w14:ligatures w14:val="none"/>
+          <w:lang w:val="en"/>
         </w:rPr>
         <w:t>❌</w:t>
       </w:r>
       <w:r>
         <w:rPr>
-          <w:rFonts w:ascii="Arial Unicode MS" w:eastAsia="Arial Unicode MS" w:hAnsi="Arial Unicode MS" w:cs="Arial Unicode MS"/>
-          <w:color w:val="2F5496" w:themeColor="accent1" w:themeShade="BF"/>
-          <w:kern w:val="0"/>
-          <w:sz w:val="32"/>
-          <w:szCs w:val="32"/>
-          <w:lang w:val="en"/>
-          <w14:ligatures w14:val="none"/>
+          <w:rFonts w:eastAsia="Arial Unicode MS"/>
+          <w:lang w:val="en"/>
         </w:rPr>
         <w:t xml:space="preserve"> Cons</w:t>
       </w:r>
@@ -3554,6 +3538,7 @@
         </w:rPr>
         <w:t xml:space="preserve">: </w:t>
       </w:r>
+      <w:proofErr w:type="spellStart"/>
       <w:r>
         <w:rPr>
           <w:rFonts w:ascii="Arial" w:eastAsia="Arial" w:hAnsi="Arial" w:cs="Arial"/>
@@ -3565,7 +3550,21 @@
           <w:lang w:val="en"/>
           <w14:ligatures w14:val="none"/>
         </w:rPr>
-        <w:t>Chatgpt (GPT</w:t>
+        <w:t>Chatgpt</w:t>
+      </w:r>
+      <w:proofErr w:type="spellEnd"/>
+      <w:r>
+        <w:rPr>
+          <w:rFonts w:ascii="Arial" w:eastAsia="Arial" w:hAnsi="Arial" w:cs="Arial"/>
+          <w:b/>
+          <w:kern w:val="0"/>
+          <w:sz w:val="22"/>
+          <w:szCs w:val="22"/>
+          <w:highlight w:val="darkGray"/>
+          <w:lang w:val="en"/>
+          <w14:ligatures w14:val="none"/>
+        </w:rPr>
+        <w:t xml:space="preserve"> (GPT</w:t>
       </w:r>
       <w:r>
         <w:rPr>
@@ -3823,41 +3822,23 @@
     </w:p>
     <w:p>
       <w:pPr>
-        <w:spacing w:before="280" w:after="80" w:line="276" w:lineRule="auto"/>
-        <w:outlineLvl w:val="1"/>
-        <w:rPr>
-          <w:rFonts w:asciiTheme="majorHAnsi" w:eastAsiaTheme="majorEastAsia" w:hAnsiTheme="majorHAnsi" w:cstheme="majorBidi"/>
-          <w:color w:val="2F5496" w:themeColor="accent1" w:themeShade="BF"/>
-          <w:kern w:val="0"/>
-          <w:sz w:val="32"/>
-          <w:szCs w:val="32"/>
-          <w:lang w:val="en"/>
-          <w14:ligatures w14:val="none"/>
+        <w:pStyle w:val="Heading2"/>
+        <w:rPr>
+          <w:lang w:val="en"/>
         </w:rPr>
       </w:pPr>
       <w:bookmarkStart w:id="8" w:name="_nf5l6ogrl5vr" w:colFirst="0" w:colLast="0"/>
       <w:bookmarkEnd w:id="8"/>
       <w:r>
         <w:rPr>
-          <w:rFonts w:ascii="Segoe UI Emoji" w:eastAsiaTheme="majorEastAsia" w:hAnsi="Segoe UI Emoji" w:cs="Segoe UI Emoji"/>
-          <w:color w:val="2F5496" w:themeColor="accent1" w:themeShade="BF"/>
-          <w:kern w:val="0"/>
-          <w:sz w:val="32"/>
-          <w:szCs w:val="32"/>
-          <w:lang w:val="en"/>
-          <w14:ligatures w14:val="none"/>
+          <w:rFonts w:ascii="Segoe UI Emoji" w:hAnsi="Segoe UI Emoji" w:cs="Segoe UI Emoji"/>
+          <w:lang w:val="en"/>
         </w:rPr>
         <w:t>🛡️</w:t>
       </w:r>
       <w:r>
         <w:rPr>
-          <w:rFonts w:asciiTheme="majorHAnsi" w:eastAsiaTheme="majorEastAsia" w:hAnsiTheme="majorHAnsi" w:cstheme="majorBidi"/>
-          <w:color w:val="2F5496" w:themeColor="accent1" w:themeShade="BF"/>
-          <w:kern w:val="0"/>
-          <w:sz w:val="32"/>
-          <w:szCs w:val="32"/>
-          <w:lang w:val="en"/>
-          <w14:ligatures w14:val="none"/>
+          <w:lang w:val="en"/>
         </w:rPr>
         <w:t xml:space="preserve"> Common Features</w:t>
       </w:r>
@@ -3902,6 +3883,7 @@
         </w:rPr>
         <w:t xml:space="preserve">: </w:t>
       </w:r>
+      <w:proofErr w:type="spellStart"/>
       <w:r>
         <w:rPr>
           <w:rFonts w:ascii="Arial" w:eastAsia="Arial" w:hAnsi="Arial" w:cs="Arial"/>
@@ -3913,7 +3895,21 @@
           <w:lang w:val="en"/>
           <w14:ligatures w14:val="none"/>
         </w:rPr>
-        <w:t>Chatgpt (GPT</w:t>
+        <w:t>Chatgpt</w:t>
+      </w:r>
+      <w:proofErr w:type="spellEnd"/>
+      <w:r>
+        <w:rPr>
+          <w:rFonts w:ascii="Arial" w:eastAsia="Arial" w:hAnsi="Arial" w:cs="Arial"/>
+          <w:b/>
+          <w:kern w:val="0"/>
+          <w:sz w:val="22"/>
+          <w:szCs w:val="22"/>
+          <w:highlight w:val="darkGray"/>
+          <w:lang w:val="en"/>
+          <w14:ligatures w14:val="none"/>
+        </w:rPr>
+        <w:t xml:space="preserve"> (GPT</w:t>
       </w:r>
       <w:r>
         <w:rPr>
@@ -4075,6 +4071,7 @@
                 <w:lang w:val="en"/>
                 <w14:ligatures w14:val="none"/>
               </w:rPr>
+              <w:lastRenderedPageBreak/>
               <w:t>Feature</w:t>
             </w:r>
           </w:p>
@@ -4499,41 +4496,23 @@
     </w:p>
     <w:p>
       <w:pPr>
-        <w:spacing w:before="280" w:after="80" w:line="276" w:lineRule="auto"/>
-        <w:outlineLvl w:val="1"/>
-        <w:rPr>
-          <w:rFonts w:asciiTheme="majorHAnsi" w:eastAsiaTheme="majorEastAsia" w:hAnsiTheme="majorHAnsi" w:cstheme="majorBidi"/>
-          <w:color w:val="2F5496" w:themeColor="accent1" w:themeShade="BF"/>
-          <w:kern w:val="0"/>
-          <w:sz w:val="32"/>
-          <w:szCs w:val="32"/>
-          <w:lang w:val="en"/>
-          <w14:ligatures w14:val="none"/>
+        <w:pStyle w:val="Heading2"/>
+        <w:rPr>
+          <w:lang w:val="en"/>
         </w:rPr>
       </w:pPr>
       <w:bookmarkStart w:id="9" w:name="_wmegz4m0zjv0" w:colFirst="0" w:colLast="0"/>
       <w:bookmarkEnd w:id="9"/>
       <w:r>
         <w:rPr>
-          <w:rFonts w:ascii="Segoe UI Emoji" w:eastAsiaTheme="majorEastAsia" w:hAnsi="Segoe UI Emoji" w:cs="Segoe UI Emoji"/>
-          <w:color w:val="2F5496" w:themeColor="accent1" w:themeShade="BF"/>
-          <w:kern w:val="0"/>
-          <w:sz w:val="32"/>
-          <w:szCs w:val="32"/>
-          <w:lang w:val="en"/>
-          <w14:ligatures w14:val="none"/>
+          <w:rFonts w:ascii="Segoe UI Emoji" w:hAnsi="Segoe UI Emoji" w:cs="Segoe UI Emoji"/>
+          <w:lang w:val="en"/>
         </w:rPr>
         <w:t>📌</w:t>
       </w:r>
       <w:r>
         <w:rPr>
-          <w:rFonts w:asciiTheme="majorHAnsi" w:eastAsiaTheme="majorEastAsia" w:hAnsiTheme="majorHAnsi" w:cstheme="majorBidi"/>
-          <w:color w:val="2F5496" w:themeColor="accent1" w:themeShade="BF"/>
-          <w:kern w:val="0"/>
-          <w:sz w:val="32"/>
-          <w:szCs w:val="32"/>
-          <w:lang w:val="en"/>
-          <w14:ligatures w14:val="none"/>
+          <w:lang w:val="en"/>
         </w:rPr>
         <w:t xml:space="preserve"> Summary</w:t>
       </w:r>
@@ -4578,6 +4557,7 @@
         </w:rPr>
         <w:t xml:space="preserve">: </w:t>
       </w:r>
+      <w:proofErr w:type="spellStart"/>
       <w:r>
         <w:rPr>
           <w:rFonts w:ascii="Arial" w:eastAsia="Arial" w:hAnsi="Arial" w:cs="Arial"/>
@@ -4589,7 +4569,21 @@
           <w:lang w:val="en"/>
           <w14:ligatures w14:val="none"/>
         </w:rPr>
-        <w:t>Chatgpt (GPT</w:t>
+        <w:t>Chatgpt</w:t>
+      </w:r>
+      <w:proofErr w:type="spellEnd"/>
+      <w:r>
+        <w:rPr>
+          <w:rFonts w:ascii="Arial" w:eastAsia="Arial" w:hAnsi="Arial" w:cs="Arial"/>
+          <w:b/>
+          <w:kern w:val="0"/>
+          <w:sz w:val="22"/>
+          <w:szCs w:val="22"/>
+          <w:highlight w:val="darkGray"/>
+          <w:lang w:val="en"/>
+          <w14:ligatures w14:val="none"/>
+        </w:rPr>
+        <w:t xml:space="preserve"> (GPT</w:t>
       </w:r>
       <w:r>
         <w:rPr>
@@ -5917,7 +5911,6 @@
     <w:next w:val="Normal"/>
     <w:link w:val="Heading2Char"/>
     <w:uiPriority w:val="9"/>
-    <w:semiHidden/>
     <w:unhideWhenUsed/>
     <w:qFormat/>
     <w:rsid w:val="0088447B"/>
@@ -6134,7 +6127,6 @@
     <w:basedOn w:val="DefaultParagraphFont"/>
     <w:link w:val="Heading2"/>
     <w:uiPriority w:val="9"/>
-    <w:semiHidden/>
     <w:rsid w:val="0088447B"/>
     <w:rPr>
       <w:rFonts w:asciiTheme="majorHAnsi" w:eastAsiaTheme="majorEastAsia" w:hAnsiTheme="majorHAnsi" w:cstheme="majorBidi"/>
